--- a/deliverables/Material_estudio_y_guia_padres_Prueba_1_ES.docx
+++ b/deliverables/Material_estudio_y_guia_padres_Prueba_1_ES.docx
@@ -2479,6 +2479,11 @@
       </w:r>
     </w:p>
     <w:p>
+      <w:r>
+        <w:br w:type="page"/>
+      </w:r>
+    </w:p>
+    <w:p>
       <w:pPr>
         <w:pStyle w:val="Heading2"/>
       </w:pPr>
@@ -2819,6 +2824,271 @@
                 <w:sz w:val="19"/>
               </w:rPr>
               <w:t>órgano</w:t>
+            </w:r>
+          </w:p>
+        </w:tc>
+      </w:tr>
+    </w:tbl>
+    <w:p>
+      <w:pPr>
+        <w:spacing w:after="20"/>
+      </w:pPr>
+      <w:r>
+        <w:rPr>
+          <w:b w:val="0"/>
+          <w:i w:val="0"/>
+        </w:rPr>
+      </w:r>
+    </w:p>
+    <w:p>
+      <w:pPr>
+        <w:pStyle w:val="Heading2"/>
+      </w:pPr>
+      <w:r>
+        <w:t>Biblia y sacramentos</w:t>
+      </w:r>
+    </w:p>
+    <w:tbl>
+      <w:tblPr>
+        <w:tblStyle w:val="TableGrid"/>
+        <w:tblW w:type="auto" w:w="0"/>
+        <w:jc w:val="center"/>
+        <w:tblLayout w:type="fixed"/>
+        <w:tblLook w:firstColumn="1" w:firstRow="1" w:lastColumn="0" w:lastRow="0" w:noHBand="0" w:noVBand="1" w:val="04A0"/>
+      </w:tblPr>
+      <w:tblGrid>
+        <w:gridCol w:w="2880"/>
+        <w:gridCol w:w="6480"/>
+      </w:tblGrid>
+      <w:tr>
+        <w:trPr>
+          <w:tblHeader w:val="true"/>
+        </w:trPr>
+        <w:tc>
+          <w:tcPr>
+            <w:tcW w:type="dxa" w:w="4961"/>
+            <w:shd w:fill="E8EEF5"/>
+            <w:tcMar>
+              <w:top w:w="80" w:type="dxa"/>
+              <w:bottom w:w="80" w:type="dxa"/>
+              <w:start w:w="120" w:type="dxa"/>
+              <w:end w:w="120" w:type="dxa"/>
+            </w:tcMar>
+          </w:tcPr>
+          <w:p>
+            <w:r>
+              <w:rPr>
+                <w:b/>
+                <w:color w:val="0B4F4A"/>
+                <w:sz w:val="17"/>
+              </w:rPr>
+              <w:t>Término</w:t>
+            </w:r>
+          </w:p>
+        </w:tc>
+        <w:tc>
+          <w:tcPr>
+            <w:tcW w:type="dxa" w:w="4961"/>
+            <w:shd w:fill="E8EEF5"/>
+            <w:tcMar>
+              <w:top w:w="80" w:type="dxa"/>
+              <w:bottom w:w="80" w:type="dxa"/>
+              <w:start w:w="120" w:type="dxa"/>
+              <w:end w:w="120" w:type="dxa"/>
+            </w:tcMar>
+          </w:tcPr>
+          <w:p>
+            <w:r>
+              <w:rPr>
+                <w:b/>
+                <w:color w:val="0B4F4A"/>
+                <w:sz w:val="17"/>
+              </w:rPr>
+              <w:t>Respuesta precisa</w:t>
+            </w:r>
+          </w:p>
+        </w:tc>
+      </w:tr>
+      <w:tr>
+        <w:tc>
+          <w:tcPr>
+            <w:tcW w:type="dxa" w:w="2880"/>
+            <w:tcMar>
+              <w:top w:w="80" w:type="dxa"/>
+              <w:bottom w:w="80" w:type="dxa"/>
+              <w:start w:w="120" w:type="dxa"/>
+              <w:end w:w="120" w:type="dxa"/>
+            </w:tcMar>
+          </w:tcPr>
+          <w:p>
+            <w:pPr>
+              <w:spacing w:after="40" w:line="264" w:lineRule="auto"/>
+            </w:pPr>
+            <w:r>
+              <w:rPr>
+                <w:sz w:val="17"/>
+              </w:rPr>
+              <w:t>Bibel</w:t>
+            </w:r>
+          </w:p>
+        </w:tc>
+        <w:tc>
+          <w:tcPr>
+            <w:tcW w:type="dxa" w:w="6480"/>
+            <w:tcMar>
+              <w:top w:w="80" w:type="dxa"/>
+              <w:bottom w:w="80" w:type="dxa"/>
+              <w:start w:w="120" w:type="dxa"/>
+              <w:end w:w="120" w:type="dxa"/>
+            </w:tcMar>
+          </w:tcPr>
+          <w:p>
+            <w:pPr>
+              <w:spacing w:after="40" w:line="264" w:lineRule="auto"/>
+            </w:pPr>
+            <w:r>
+              <w:rPr>
+                <w:sz w:val="17"/>
+              </w:rPr>
+              <w:t>Primer/Antiguo y Nuevo Testamento; 66 libros es el recuento evangélico.</w:t>
+            </w:r>
+          </w:p>
+        </w:tc>
+      </w:tr>
+      <w:tr>
+        <w:tc>
+          <w:tcPr>
+            <w:tcW w:type="dxa" w:w="2880"/>
+            <w:tcMar>
+              <w:top w:w="80" w:type="dxa"/>
+              <w:bottom w:w="80" w:type="dxa"/>
+              <w:start w:w="120" w:type="dxa"/>
+              <w:end w:w="120" w:type="dxa"/>
+            </w:tcMar>
+          </w:tcPr>
+          <w:p>
+            <w:pPr>
+              <w:spacing w:after="40" w:line="264" w:lineRule="auto"/>
+            </w:pPr>
+            <w:r>
+              <w:rPr>
+                <w:sz w:val="17"/>
+              </w:rPr>
+              <w:t>Evangelium</w:t>
+            </w:r>
+          </w:p>
+        </w:tc>
+        <w:tc>
+          <w:tcPr>
+            <w:tcW w:type="dxa" w:w="6480"/>
+            <w:tcMar>
+              <w:top w:w="80" w:type="dxa"/>
+              <w:bottom w:w="80" w:type="dxa"/>
+              <w:start w:w="120" w:type="dxa"/>
+              <w:end w:w="120" w:type="dxa"/>
+            </w:tcMar>
+          </w:tcPr>
+          <w:p>
+            <w:pPr>
+              <w:spacing w:after="40" w:line="264" w:lineRule="auto"/>
+            </w:pPr>
+            <w:r>
+              <w:rPr>
+                <w:sz w:val="17"/>
+              </w:rPr>
+              <w:t>Buena noticia; Mateo, Marcos, Lucas y Juan.</w:t>
+            </w:r>
+          </w:p>
+        </w:tc>
+      </w:tr>
+      <w:tr>
+        <w:tc>
+          <w:tcPr>
+            <w:tcW w:type="dxa" w:w="2880"/>
+            <w:tcMar>
+              <w:top w:w="80" w:type="dxa"/>
+              <w:bottom w:w="80" w:type="dxa"/>
+              <w:start w:w="120" w:type="dxa"/>
+              <w:end w:w="120" w:type="dxa"/>
+            </w:tcMar>
+          </w:tcPr>
+          <w:p>
+            <w:pPr>
+              <w:spacing w:after="40" w:line="264" w:lineRule="auto"/>
+            </w:pPr>
+            <w:r>
+              <w:rPr>
+                <w:sz w:val="17"/>
+              </w:rPr>
+              <w:t>7 sacramentos católicos</w:t>
+            </w:r>
+          </w:p>
+        </w:tc>
+        <w:tc>
+          <w:tcPr>
+            <w:tcW w:type="dxa" w:w="6480"/>
+            <w:tcMar>
+              <w:top w:w="80" w:type="dxa"/>
+              <w:bottom w:w="80" w:type="dxa"/>
+              <w:start w:w="120" w:type="dxa"/>
+              <w:end w:w="120" w:type="dxa"/>
+            </w:tcMar>
+          </w:tcPr>
+          <w:p>
+            <w:pPr>
+              <w:spacing w:after="40" w:line="264" w:lineRule="auto"/>
+            </w:pPr>
+            <w:r>
+              <w:rPr>
+                <w:sz w:val="17"/>
+              </w:rPr>
+              <w:t>Bautismo, confirmación, eucaristía, penitencia, unción, orden y matrimonio.</w:t>
+            </w:r>
+          </w:p>
+        </w:tc>
+      </w:tr>
+      <w:tr>
+        <w:tc>
+          <w:tcPr>
+            <w:tcW w:type="dxa" w:w="2880"/>
+            <w:tcMar>
+              <w:top w:w="80" w:type="dxa"/>
+              <w:bottom w:w="80" w:type="dxa"/>
+              <w:start w:w="120" w:type="dxa"/>
+              <w:end w:w="120" w:type="dxa"/>
+            </w:tcMar>
+          </w:tcPr>
+          <w:p>
+            <w:pPr>
+              <w:spacing w:after="40" w:line="264" w:lineRule="auto"/>
+            </w:pPr>
+            <w:r>
+              <w:rPr>
+                <w:sz w:val="17"/>
+              </w:rPr>
+              <w:t>2 sacramentos evangélicos</w:t>
+            </w:r>
+          </w:p>
+        </w:tc>
+        <w:tc>
+          <w:tcPr>
+            <w:tcW w:type="dxa" w:w="6480"/>
+            <w:tcMar>
+              <w:top w:w="80" w:type="dxa"/>
+              <w:bottom w:w="80" w:type="dxa"/>
+              <w:start w:w="120" w:type="dxa"/>
+              <w:end w:w="120" w:type="dxa"/>
+            </w:tcMar>
+          </w:tcPr>
+          <w:p>
+            <w:pPr>
+              <w:spacing w:after="40" w:line="264" w:lineRule="auto"/>
+            </w:pPr>
+            <w:r>
+              <w:rPr>
+                <w:sz w:val="17"/>
+              </w:rPr>
+              <w:t>Bautismo y cena del Señor; la confirmación evangélica es una celebración importante.</w:t>
             </w:r>
           </w:p>
         </w:tc>
@@ -3759,6 +4029,23 @@
       </w:r>
     </w:p>
     <w:p>
+      <w:pPr>
+        <w:pStyle w:val="Heading2"/>
+      </w:pPr>
+      <w:r>
+        <w:t>El Corán</w:t>
+      </w:r>
+    </w:p>
+    <w:p>
+      <w:r>
+        <w:rPr>
+          <w:b w:val="0"/>
+          <w:i w:val="0"/>
+        </w:rPr>
+        <w:t>El Corán tiene 114 suras. El texto árabe ocupa un lugar central y las traducciones ayudan a comprenderlo. Las recitaciones prescritas del rezo ritual son en árabe, pero las súplicas personales pueden expresarse en otras lenguas.</w:t>
+      </w:r>
+    </w:p>
+    <w:p>
       <w:r>
         <w:br w:type="page"/>
       </w:r>
@@ -4196,6 +4483,409 @@
     <w:p>
       <w:pPr>
         <w:spacing w:after="40"/>
+      </w:pPr>
+      <w:r>
+        <w:rPr>
+          <w:b w:val="0"/>
+          <w:i w:val="0"/>
+        </w:rPr>
+      </w:r>
+    </w:p>
+    <w:p>
+      <w:pPr>
+        <w:pStyle w:val="Heading2"/>
+      </w:pPr>
+      <w:r>
+        <w:t>Sinagoga, escritura y fiestas</w:t>
+      </w:r>
+    </w:p>
+    <w:tbl>
+      <w:tblPr>
+        <w:tblStyle w:val="TableGrid"/>
+        <w:tblW w:type="auto" w:w="0"/>
+        <w:jc w:val="center"/>
+        <w:tblLayout w:type="fixed"/>
+        <w:tblLook w:firstColumn="1" w:firstRow="1" w:lastColumn="0" w:lastRow="0" w:noHBand="0" w:noVBand="1" w:val="04A0"/>
+      </w:tblPr>
+      <w:tblGrid>
+        <w:gridCol w:w="2520"/>
+        <w:gridCol w:w="6840"/>
+      </w:tblGrid>
+      <w:tr>
+        <w:trPr>
+          <w:tblHeader w:val="true"/>
+        </w:trPr>
+        <w:tc>
+          <w:tcPr>
+            <w:tcW w:type="dxa" w:w="4961"/>
+            <w:shd w:fill="E8EEF5"/>
+            <w:tcMar>
+              <w:top w:w="80" w:type="dxa"/>
+              <w:bottom w:w="80" w:type="dxa"/>
+              <w:start w:w="120" w:type="dxa"/>
+              <w:end w:w="120" w:type="dxa"/>
+            </w:tcMar>
+          </w:tcPr>
+          <w:p>
+            <w:r>
+              <w:rPr>
+                <w:b/>
+                <w:color w:val="0B4F4A"/>
+                <w:sz w:val="17"/>
+              </w:rPr>
+              <w:t>Término</w:t>
+            </w:r>
+          </w:p>
+        </w:tc>
+        <w:tc>
+          <w:tcPr>
+            <w:tcW w:type="dxa" w:w="4961"/>
+            <w:shd w:fill="E8EEF5"/>
+            <w:tcMar>
+              <w:top w:w="80" w:type="dxa"/>
+              <w:bottom w:w="80" w:type="dxa"/>
+              <w:start w:w="120" w:type="dxa"/>
+              <w:end w:w="120" w:type="dxa"/>
+            </w:tcMar>
+          </w:tcPr>
+          <w:p>
+            <w:r>
+              <w:rPr>
+                <w:b/>
+                <w:color w:val="0B4F4A"/>
+                <w:sz w:val="17"/>
+              </w:rPr>
+              <w:t>Qué debe saber David</w:t>
+            </w:r>
+          </w:p>
+        </w:tc>
+      </w:tr>
+      <w:tr>
+        <w:tc>
+          <w:tcPr>
+            <w:tcW w:type="dxa" w:w="2520"/>
+            <w:tcMar>
+              <w:top w:w="80" w:type="dxa"/>
+              <w:bottom w:w="80" w:type="dxa"/>
+              <w:start w:w="120" w:type="dxa"/>
+              <w:end w:w="120" w:type="dxa"/>
+            </w:tcMar>
+          </w:tcPr>
+          <w:p>
+            <w:pPr>
+              <w:spacing w:after="40" w:line="264" w:lineRule="auto"/>
+            </w:pPr>
+            <w:r>
+              <w:rPr>
+                <w:sz w:val="17"/>
+              </w:rPr>
+              <w:t>Toraschrein</w:t>
+            </w:r>
+          </w:p>
+        </w:tc>
+        <w:tc>
+          <w:tcPr>
+            <w:tcW w:type="dxa" w:w="6840"/>
+            <w:tcMar>
+              <w:top w:w="80" w:type="dxa"/>
+              <w:bottom w:w="80" w:type="dxa"/>
+              <w:start w:w="120" w:type="dxa"/>
+              <w:end w:w="120" w:type="dxa"/>
+            </w:tcMar>
+          </w:tcPr>
+          <w:p>
+            <w:pPr>
+              <w:spacing w:after="40" w:line="264" w:lineRule="auto"/>
+            </w:pPr>
+            <w:r>
+              <w:rPr>
+                <w:sz w:val="17"/>
+              </w:rPr>
+              <w:t>Arca para los rollos, orientada hacia Jerusalén.</w:t>
+            </w:r>
+          </w:p>
+        </w:tc>
+      </w:tr>
+      <w:tr>
+        <w:tc>
+          <w:tcPr>
+            <w:tcW w:type="dxa" w:w="2520"/>
+            <w:tcMar>
+              <w:top w:w="80" w:type="dxa"/>
+              <w:bottom w:w="80" w:type="dxa"/>
+              <w:start w:w="120" w:type="dxa"/>
+              <w:end w:w="120" w:type="dxa"/>
+            </w:tcMar>
+          </w:tcPr>
+          <w:p>
+            <w:pPr>
+              <w:spacing w:after="40" w:line="264" w:lineRule="auto"/>
+            </w:pPr>
+            <w:r>
+              <w:rPr>
+                <w:sz w:val="17"/>
+              </w:rPr>
+              <w:t>Bima</w:t>
+            </w:r>
+          </w:p>
+        </w:tc>
+        <w:tc>
+          <w:tcPr>
+            <w:tcW w:type="dxa" w:w="6840"/>
+            <w:tcMar>
+              <w:top w:w="80" w:type="dxa"/>
+              <w:bottom w:w="80" w:type="dxa"/>
+              <w:start w:w="120" w:type="dxa"/>
+              <w:end w:w="120" w:type="dxa"/>
+            </w:tcMar>
+          </w:tcPr>
+          <w:p>
+            <w:pPr>
+              <w:spacing w:after="40" w:line="264" w:lineRule="auto"/>
+            </w:pPr>
+            <w:r>
+              <w:rPr>
+                <w:sz w:val="17"/>
+              </w:rPr>
+              <w:t>Lugar o atril de lectura de la Torá.</w:t>
+            </w:r>
+          </w:p>
+        </w:tc>
+      </w:tr>
+      <w:tr>
+        <w:tc>
+          <w:tcPr>
+            <w:tcW w:type="dxa" w:w="2520"/>
+            <w:tcMar>
+              <w:top w:w="80" w:type="dxa"/>
+              <w:bottom w:w="80" w:type="dxa"/>
+              <w:start w:w="120" w:type="dxa"/>
+              <w:end w:w="120" w:type="dxa"/>
+            </w:tcMar>
+          </w:tcPr>
+          <w:p>
+            <w:pPr>
+              <w:spacing w:after="40" w:line="264" w:lineRule="auto"/>
+            </w:pPr>
+            <w:r>
+              <w:rPr>
+                <w:sz w:val="17"/>
+              </w:rPr>
+              <w:t>Ewiges Licht</w:t>
+            </w:r>
+          </w:p>
+        </w:tc>
+        <w:tc>
+          <w:tcPr>
+            <w:tcW w:type="dxa" w:w="6840"/>
+            <w:tcMar>
+              <w:top w:w="80" w:type="dxa"/>
+              <w:bottom w:w="80" w:type="dxa"/>
+              <w:start w:w="120" w:type="dxa"/>
+              <w:end w:w="120" w:type="dxa"/>
+            </w:tcMar>
+          </w:tcPr>
+          <w:p>
+            <w:pPr>
+              <w:spacing w:after="40" w:line="264" w:lineRule="auto"/>
+            </w:pPr>
+            <w:r>
+              <w:rPr>
+                <w:sz w:val="17"/>
+              </w:rPr>
+              <w:t>Luz eterna junto al arca.</w:t>
+            </w:r>
+          </w:p>
+        </w:tc>
+      </w:tr>
+      <w:tr>
+        <w:tc>
+          <w:tcPr>
+            <w:tcW w:type="dxa" w:w="2520"/>
+            <w:tcMar>
+              <w:top w:w="80" w:type="dxa"/>
+              <w:bottom w:w="80" w:type="dxa"/>
+              <w:start w:w="120" w:type="dxa"/>
+              <w:end w:w="120" w:type="dxa"/>
+            </w:tcMar>
+          </w:tcPr>
+          <w:p>
+            <w:pPr>
+              <w:spacing w:after="40" w:line="264" w:lineRule="auto"/>
+            </w:pPr>
+            <w:r>
+              <w:rPr>
+                <w:sz w:val="17"/>
+              </w:rPr>
+              <w:t>Mesusa</w:t>
+            </w:r>
+          </w:p>
+        </w:tc>
+        <w:tc>
+          <w:tcPr>
+            <w:tcW w:type="dxa" w:w="6840"/>
+            <w:tcMar>
+              <w:top w:w="80" w:type="dxa"/>
+              <w:bottom w:w="80" w:type="dxa"/>
+              <w:start w:w="120" w:type="dxa"/>
+              <w:end w:w="120" w:type="dxa"/>
+            </w:tcMar>
+          </w:tcPr>
+          <w:p>
+            <w:pPr>
+              <w:spacing w:after="40" w:line="264" w:lineRule="auto"/>
+            </w:pPr>
+            <w:r>
+              <w:rPr>
+                <w:sz w:val="17"/>
+              </w:rPr>
+              <w:t>Estuche con pergamino en el marco de la puerta.</w:t>
+            </w:r>
+          </w:p>
+        </w:tc>
+      </w:tr>
+      <w:tr>
+        <w:tc>
+          <w:tcPr>
+            <w:tcW w:type="dxa" w:w="2520"/>
+            <w:tcMar>
+              <w:top w:w="80" w:type="dxa"/>
+              <w:bottom w:w="80" w:type="dxa"/>
+              <w:start w:w="120" w:type="dxa"/>
+              <w:end w:w="120" w:type="dxa"/>
+            </w:tcMar>
+          </w:tcPr>
+          <w:p>
+            <w:pPr>
+              <w:spacing w:after="40" w:line="264" w:lineRule="auto"/>
+            </w:pPr>
+            <w:r>
+              <w:rPr>
+                <w:sz w:val="17"/>
+              </w:rPr>
+              <w:t>Rosch Haschana</w:t>
+            </w:r>
+          </w:p>
+        </w:tc>
+        <w:tc>
+          <w:tcPr>
+            <w:tcW w:type="dxa" w:w="6840"/>
+            <w:tcMar>
+              <w:top w:w="80" w:type="dxa"/>
+              <w:bottom w:w="80" w:type="dxa"/>
+              <w:start w:w="120" w:type="dxa"/>
+              <w:end w:w="120" w:type="dxa"/>
+            </w:tcMar>
+          </w:tcPr>
+          <w:p>
+            <w:pPr>
+              <w:spacing w:after="40" w:line="264" w:lineRule="auto"/>
+            </w:pPr>
+            <w:r>
+              <w:rPr>
+                <w:sz w:val="17"/>
+              </w:rPr>
+              <w:t>Año nuevo judío.</w:t>
+            </w:r>
+          </w:p>
+        </w:tc>
+      </w:tr>
+      <w:tr>
+        <w:tc>
+          <w:tcPr>
+            <w:tcW w:type="dxa" w:w="2520"/>
+            <w:tcMar>
+              <w:top w:w="80" w:type="dxa"/>
+              <w:bottom w:w="80" w:type="dxa"/>
+              <w:start w:w="120" w:type="dxa"/>
+              <w:end w:w="120" w:type="dxa"/>
+            </w:tcMar>
+          </w:tcPr>
+          <w:p>
+            <w:pPr>
+              <w:spacing w:after="40" w:line="264" w:lineRule="auto"/>
+            </w:pPr>
+            <w:r>
+              <w:rPr>
+                <w:sz w:val="17"/>
+              </w:rPr>
+              <w:t>Jom Kippur</w:t>
+            </w:r>
+          </w:p>
+        </w:tc>
+        <w:tc>
+          <w:tcPr>
+            <w:tcW w:type="dxa" w:w="6840"/>
+            <w:tcMar>
+              <w:top w:w="80" w:type="dxa"/>
+              <w:bottom w:w="80" w:type="dxa"/>
+              <w:start w:w="120" w:type="dxa"/>
+              <w:end w:w="120" w:type="dxa"/>
+            </w:tcMar>
+          </w:tcPr>
+          <w:p>
+            <w:pPr>
+              <w:spacing w:after="40" w:line="264" w:lineRule="auto"/>
+            </w:pPr>
+            <w:r>
+              <w:rPr>
+                <w:sz w:val="17"/>
+              </w:rPr>
+              <w:t>Día de expiación, perdón y reconciliación.</w:t>
+            </w:r>
+          </w:p>
+        </w:tc>
+      </w:tr>
+      <w:tr>
+        <w:tc>
+          <w:tcPr>
+            <w:tcW w:type="dxa" w:w="2520"/>
+            <w:tcMar>
+              <w:top w:w="80" w:type="dxa"/>
+              <w:bottom w:w="80" w:type="dxa"/>
+              <w:start w:w="120" w:type="dxa"/>
+              <w:end w:w="120" w:type="dxa"/>
+            </w:tcMar>
+          </w:tcPr>
+          <w:p>
+            <w:pPr>
+              <w:spacing w:after="40" w:line="264" w:lineRule="auto"/>
+            </w:pPr>
+            <w:r>
+              <w:rPr>
+                <w:sz w:val="17"/>
+              </w:rPr>
+              <w:t>Chanukkia</w:t>
+            </w:r>
+          </w:p>
+        </w:tc>
+        <w:tc>
+          <w:tcPr>
+            <w:tcW w:type="dxa" w:w="6840"/>
+            <w:tcMar>
+              <w:top w:w="80" w:type="dxa"/>
+              <w:bottom w:w="80" w:type="dxa"/>
+              <w:start w:w="120" w:type="dxa"/>
+              <w:end w:w="120" w:type="dxa"/>
+            </w:tcMar>
+          </w:tcPr>
+          <w:p>
+            <w:pPr>
+              <w:spacing w:after="40" w:line="264" w:lineRule="auto"/>
+            </w:pPr>
+            <w:r>
+              <w:rPr>
+                <w:sz w:val="17"/>
+              </w:rPr>
+              <w:t>Ocho luces festivas más el shamash: nueve en total.</w:t>
+            </w:r>
+          </w:p>
+        </w:tc>
+      </w:tr>
+    </w:tbl>
+    <w:p>
+      <w:pPr>
+        <w:spacing w:after="20"/>
       </w:pPr>
       <w:r>
         <w:rPr>
